--- a/FedRAMP/CSW-FedRAMP-Compliance-Report.docx
+++ b/FedRAMP/CSW-FedRAMP-Compliance-Report.docx
@@ -171,6 +171,62 @@
     </w:p>
     <w:bookmarkEnd w:id="11"/>
     <w:bookmarkStart w:id="12" w:name="executive-summary"/>
+    <w:p>
+      <w:pPr>
+        <w:pStyle w:val="Heading2"/>
+      </w:pPr>
+      <w:r>
+        <w:t>How to read the coverage words</w:t>
+      </w:r>
+    </w:p>
+    <w:p>
+      <w:pPr/>
+      <w:r>
+        <w:rPr>
+          <w:b/>
+        </w:rPr>
+        <w:t>Full Coverage</w:t>
+      </w:r>
+      <w:r>
+        <w:t xml:space="preserve"> on the older reports means Secure Workload can produce that row's artifact. It does not mean the control is met.</w:t>
+      </w:r>
+    </w:p>
+    <w:p>
+      <w:pPr/>
+      <w:r>
+        <w:rPr>
+          <w:b/>
+        </w:rPr>
+        <w:t>Partial Coverage</w:t>
+      </w:r>
+      <w:r>
+        <w:t xml:space="preserve"> means file that export next to another control.</w:t>
+      </w:r>
+    </w:p>
+    <w:p>
+      <w:pPr/>
+      <w:r>
+        <w:rPr>
+          <w:b/>
+        </w:rPr>
+        <w:t>Evidence Required</w:t>
+      </w:r>
+      <w:r>
+        <w:t xml:space="preserve"> means Secure Workload has no record. The customer files the contract, the analysis, or the HR or physical-security evidence.</w:t>
+      </w:r>
+    </w:p>
+    <w:p>
+      <w:pPr/>
+      <w:r>
+        <w:rPr>
+          <w:b/>
+        </w:rPr>
+        <w:t>Direct, Supporting, and Out of scope</w:t>
+      </w:r>
+      <w:r>
+        <w:t xml:space="preserve"> on the newer reports are the same idea in different words. Direct is still evidence, not a pass.</w:t>
+      </w:r>
+    </w:p>
     <w:p>
       <w:pPr>
         <w:pStyle w:val="Heading2"/>

--- a/FedRAMP/CSW-FedRAMP-Compliance-Report.docx
+++ b/FedRAMP/CSW-FedRAMP-Compliance-Report.docx
@@ -10,7 +10,7 @@
         <w:t xml:space="preserve">Cisco Secure Workload - FedRAMP Compliance Report</w:t>
       </w:r>
     </w:p>
-    <w:bookmarkStart w:id="22" w:name="X323ce079fffa2f15afad0c7ae59634a579aed95"/>
+    <w:bookmarkStart w:id="23" w:name="X323ce079fffa2f15afad0c7ae59634a579aed95"/>
     <w:p>
       <w:pPr>
         <w:pStyle w:val="Heading1"/>
@@ -170,63 +170,103 @@
       </w:r>
     </w:p>
     <w:bookmarkEnd w:id="11"/>
-    <w:bookmarkStart w:id="12" w:name="executive-summary"/>
+    <w:bookmarkStart w:id="12" w:name="how-to-read-the-coverage-column"/>
     <w:p>
       <w:pPr>
         <w:pStyle w:val="Heading2"/>
       </w:pPr>
       <w:r>
-        <w:t>How to read the coverage words</w:t>
-      </w:r>
-    </w:p>
-    <w:p>
-      <w:pPr/>
+        <w:t xml:space="preserve">How to read the Coverage column</w:t>
+      </w:r>
+    </w:p>
+    <w:p>
+      <w:pPr>
+        <w:pStyle w:val="FirstParagraph"/>
+      </w:pPr>
+      <w:r>
+        <w:t xml:space="preserve">Every report in this set uses the same three coverage words. Coverage describes</w:t>
+      </w:r>
+      <w:r>
+        <w:t xml:space="preserve"> </w:t>
+      </w:r>
       <w:r>
         <w:rPr>
           <w:b/>
+          <w:bCs/>
         </w:rPr>
-        <w:t>Full Coverage</w:t>
-      </w:r>
-      <w:r>
-        <w:t xml:space="preserve"> on the older reports means Secure Workload can produce that row's artifact. It does not mean the control is met.</w:t>
-      </w:r>
-    </w:p>
-    <w:p>
-      <w:pPr/>
+        <w:t xml:space="preserve">what evidence CSW produces</w:t>
+      </w:r>
+      <w:r>
+        <w:t xml:space="preserve"> </w:t>
+      </w:r>
+      <w:r>
+        <w:t xml:space="preserve">for a topic — it never means the control is passed.</w:t>
+      </w:r>
+    </w:p>
+    <w:p>
+      <w:pPr>
+        <w:pStyle w:val="BodyText"/>
+      </w:pPr>
       <w:r>
         <w:rPr>
           <w:b/>
+          <w:bCs/>
         </w:rPr>
-        <w:t>Partial Coverage</w:t>
-      </w:r>
-      <w:r>
-        <w:t xml:space="preserve"> means file that export next to another control.</w:t>
-      </w:r>
-    </w:p>
-    <w:p>
-      <w:pPr/>
+        <w:t xml:space="preserve">Direct</w:t>
+      </w:r>
+      <w:r>
+        <w:t xml:space="preserve"> </w:t>
+      </w:r>
+      <w:r>
+        <w:t xml:space="preserve">— Secure Workload produces the primary evidence artifact for that topic (segmentation, policy, flow/process telemetry, inventory, vulnerability + reachability, forensic reconstruction). Direct is still evidence, not an attestation.</w:t>
+      </w:r>
+    </w:p>
+    <w:p>
+      <w:pPr>
+        <w:pStyle w:val="BodyText"/>
+      </w:pPr>
       <w:r>
         <w:rPr>
           <w:b/>
+          <w:bCs/>
         </w:rPr>
-        <w:t>Evidence Required</w:t>
-      </w:r>
-      <w:r>
-        <w:t xml:space="preserve"> means Secure Workload has no record. The customer files the contract, the analysis, or the HR or physical-security evidence.</w:t>
-      </w:r>
-    </w:p>
-    <w:p>
-      <w:pPr/>
+        <w:t xml:space="preserve">Supporting</w:t>
+      </w:r>
+      <w:r>
+        <w:t xml:space="preserve"> </w:t>
+      </w:r>
+      <w:r>
+        <w:t xml:space="preserve">— Secure Workload contributes an input that feeds or complements another control, tool, or process (e.g. detection input only, reconciled against an external register, one log source among several).</w:t>
+      </w:r>
+    </w:p>
+    <w:p>
+      <w:pPr>
+        <w:pStyle w:val="BodyText"/>
+      </w:pPr>
       <w:r>
         <w:rPr>
           <w:b/>
+          <w:bCs/>
         </w:rPr>
-        <w:t>Direct, Supporting, and Out of scope</w:t>
-      </w:r>
-      <w:r>
-        <w:t xml:space="preserve"> on the newer reports are the same idea in different words. Direct is still evidence, not a pass.</w:t>
-      </w:r>
-    </w:p>
+        <w:t xml:space="preserve">Evidence Required</w:t>
+      </w:r>
+      <w:r>
+        <w:t xml:space="preserve"> </w:t>
+      </w:r>
+      <w:r>
+        <w:t xml:space="preserve">— Secure Workload has no record for this topic. The customer supplies the contract, the analysis, or the HR / physical-security evidence from another control.</w:t>
+      </w:r>
+    </w:p>
+    <w:p>
+      <w:pPr>
+        <w:pStyle w:val="BlockText"/>
+      </w:pPr>
+      <w:r>
+        <w:t xml:space="preserve">The Coverage ratings in the topic map below are machine-derived from each row’s wording and are flagged for SE review before customer use.</w:t>
+      </w:r>
+    </w:p>
+    <w:bookmarkEnd w:id="12"/>
+    <w:bookmarkStart w:id="13" w:name="executive-summary"/>
     <w:p>
       <w:pPr>
         <w:pStyle w:val="Heading2"/>
@@ -287,8 +327,8 @@
         <w:t xml:space="preserve">a control attestation.</w:t>
       </w:r>
     </w:p>
-    <w:bookmarkEnd w:id="12"/>
-    <w:bookmarkStart w:id="13" w:name="suggested-csw-scope-pattern"/>
+    <w:bookmarkEnd w:id="13"/>
+    <w:bookmarkStart w:id="14" w:name="suggested-csw-scope-pattern"/>
     <w:p>
       <w:pPr>
         <w:pStyle w:val="Heading2"/>
@@ -352,8 +392,8 @@
         <w:t xml:space="preserve">This scope pattern should be validated with the customer’s architecture, application owners, compliance team, and assessor before it is used for formal evidence.</w:t>
       </w:r>
     </w:p>
-    <w:bookmarkEnd w:id="13"/>
-    <w:bookmarkStart w:id="14" w:name="in-scope-for-csw-evidence"/>
+    <w:bookmarkEnd w:id="14"/>
+    <w:bookmarkStart w:id="15" w:name="in-scope-for-csw-evidence"/>
     <w:p>
       <w:pPr>
         <w:pStyle w:val="Heading2"/>
@@ -434,8 +474,8 @@
         <w:t xml:space="preserve">RA-5 / SI-2 - Vulnerability Scanning and Flaw Remediation (reachability-weighted)</w:t>
       </w:r>
     </w:p>
-    <w:bookmarkEnd w:id="14"/>
-    <w:bookmarkStart w:id="15" w:name="Xaed999129ed4b1f11f99b5af2968248bad86dd6"/>
+    <w:bookmarkEnd w:id="15"/>
+    <w:bookmarkStart w:id="16" w:name="Xaed999129ed4b1f11f99b5af2968248bad86dd6"/>
     <w:p>
       <w:pPr>
         <w:pStyle w:val="Heading2"/>
@@ -504,8 +544,8 @@
         <w:t xml:space="preserve">SSP authorship and control parameter selection</w:t>
       </w:r>
     </w:p>
-    <w:bookmarkEnd w:id="15"/>
-    <w:bookmarkStart w:id="16" w:name="framework-topic-csw-capability-map"/>
+    <w:bookmarkEnd w:id="16"/>
+    <w:bookmarkStart w:id="17" w:name="framework-topic-csw-capability-map"/>
     <w:p>
       <w:pPr>
         <w:pStyle w:val="Heading2"/>
@@ -520,285 +560,14 @@
         <w:tblW w:type="pct" w:w="5000"/>
         <w:tblLayout w:type="fixed"/>
         <w:tblLook w:firstRow="1" w:lastRow="0" w:firstColumn="0" w:lastColumn="0" w:noHBand="0" w:noVBand="0" w:val="0020"/>
-      </w:tblPr>
-      <w:tblGrid>
-        <w:gridCol w:w="2640"/>
-        <w:gridCol w:w="2640"/>
-        <w:gridCol w:w="2640"/>
-      </w:tblGrid>
-      <w:tr>
-        <w:trPr>
-          <w:tblHeader w:val="on"/>
-        </w:trPr>
-        <w:tc>
-          <w:tcPr/>
-          <w:p>
-            <w:pPr>
-              <w:pStyle w:val="Compact"/>
-            </w:pPr>
-            <w:r>
-              <w:t xml:space="preserve">Framework topic</w:t>
-            </w:r>
-          </w:p>
-        </w:tc>
-        <w:tc>
-          <w:tcPr/>
-          <w:p>
-            <w:pPr>
-              <w:pStyle w:val="Compact"/>
-            </w:pPr>
-            <w:r>
-              <w:t xml:space="preserve">CSW capability</w:t>
-            </w:r>
-          </w:p>
-        </w:tc>
-        <w:tc>
-          <w:tcPr/>
-          <w:p>
-            <w:pPr>
-              <w:pStyle w:val="Compact"/>
-            </w:pPr>
-            <w:r>
-              <w:t xml:space="preserve">Evidence artifact</w:t>
-            </w:r>
-          </w:p>
-        </w:tc>
-      </w:tr>
-      <w:tr>
-        <w:tc>
-          <w:tcPr/>
-          <w:p>
-            <w:pPr>
-              <w:pStyle w:val="Compact"/>
-            </w:pPr>
-            <w:r>
-              <w:t xml:space="preserve">AC-4 - Information Flow Enforcement</w:t>
-            </w:r>
-          </w:p>
-        </w:tc>
-        <w:tc>
-          <w:tcPr/>
-          <w:p>
-            <w:pPr>
-              <w:pStyle w:val="Compact"/>
-            </w:pPr>
-            <w:r>
-              <w:t xml:space="preserve">Policy workspace + workload-to-workload allowlist</w:t>
-            </w:r>
-          </w:p>
-        </w:tc>
-        <w:tc>
-          <w:tcPr/>
-          <w:p>
-            <w:pPr>
-              <w:pStyle w:val="Compact"/>
-            </w:pPr>
-            <w:r>
-              <w:t xml:space="preserve">Workspace snapshot + observed-vs-approved flow comparison</w:t>
-            </w:r>
-          </w:p>
-        </w:tc>
-      </w:tr>
-      <w:tr>
-        <w:tc>
-          <w:tcPr/>
-          <w:p>
-            <w:pPr>
-              <w:pStyle w:val="Compact"/>
-            </w:pPr>
-            <w:r>
-              <w:t xml:space="preserve">SC-7 - Boundary Protection (workload layer)</w:t>
-            </w:r>
-          </w:p>
-        </w:tc>
-        <w:tc>
-          <w:tcPr/>
-          <w:p>
-            <w:pPr>
-              <w:pStyle w:val="Compact"/>
-            </w:pPr>
-            <w:r>
-              <w:t xml:space="preserve">Default-deny policy at the workload boundary</w:t>
-            </w:r>
-          </w:p>
-        </w:tc>
-        <w:tc>
-          <w:tcPr/>
-          <w:p>
-            <w:pPr>
-              <w:pStyle w:val="Compact"/>
-            </w:pPr>
-            <w:r>
-              <w:t xml:space="preserve">Workspace snapshot showing boundary deny rules</w:t>
-            </w:r>
-          </w:p>
-        </w:tc>
-      </w:tr>
-      <w:tr>
-        <w:tc>
-          <w:tcPr/>
-          <w:p>
-            <w:pPr>
-              <w:pStyle w:val="Compact"/>
-            </w:pPr>
-            <w:r>
-              <w:t xml:space="preserve">AU family - Audit</w:t>
-            </w:r>
-          </w:p>
-        </w:tc>
-        <w:tc>
-          <w:tcPr/>
-          <w:p>
-            <w:pPr>
-              <w:pStyle w:val="Compact"/>
-            </w:pPr>
-            <w:r>
-              <w:t xml:space="preserve">Workload flow + process telemetry retained per retention policy</w:t>
-            </w:r>
-          </w:p>
-        </w:tc>
-        <w:tc>
-          <w:tcPr/>
-          <w:p>
-            <w:pPr>
-              <w:pStyle w:val="Compact"/>
-            </w:pPr>
-            <w:r>
-              <w:t xml:space="preserve">Retained telemetry export</w:t>
-            </w:r>
-          </w:p>
-        </w:tc>
-      </w:tr>
-      <w:tr>
-        <w:tc>
-          <w:tcPr/>
-          <w:p>
-            <w:pPr>
-              <w:pStyle w:val="Compact"/>
-            </w:pPr>
-            <w:r>
-              <w:t xml:space="preserve">SI-4 - System Monitoring</w:t>
-            </w:r>
-          </w:p>
-        </w:tc>
-        <w:tc>
-          <w:tcPr/>
-          <w:p>
-            <w:pPr>
-              <w:pStyle w:val="Compact"/>
-            </w:pPr>
-            <w:r>
-              <w:t xml:space="preserve">Continuous flow + process telemetry; alerts</w:t>
-            </w:r>
-          </w:p>
-        </w:tc>
-        <w:tc>
-          <w:tcPr/>
-          <w:p>
-            <w:pPr>
-              <w:pStyle w:val="Compact"/>
-            </w:pPr>
-            <w:r>
-              <w:t xml:space="preserve">Alert and anomaly log scoped to FedRAMP boundary</w:t>
-            </w:r>
-          </w:p>
-        </w:tc>
-      </w:tr>
-      <w:tr>
-        <w:tc>
-          <w:tcPr/>
-          <w:p>
-            <w:pPr>
-              <w:pStyle w:val="Compact"/>
-            </w:pPr>
-            <w:r>
-              <w:t xml:space="preserve">CA-7 - Continuous Monitoring</w:t>
-            </w:r>
-          </w:p>
-        </w:tc>
-        <w:tc>
-          <w:tcPr/>
-          <w:p>
-            <w:pPr>
-              <w:pStyle w:val="Compact"/>
-            </w:pPr>
-            <w:r>
-              <w:t xml:space="preserve">Continuous workspace + ADM + vulnerability evidence</w:t>
-            </w:r>
-          </w:p>
-        </w:tc>
-        <w:tc>
-          <w:tcPr/>
-          <w:p>
-            <w:pPr>
-              <w:pStyle w:val="Compact"/>
-            </w:pPr>
-            <w:r>
-              <w:t xml:space="preserve">Monthly evidence pack for ConMon submission</w:t>
-            </w:r>
-          </w:p>
-        </w:tc>
-      </w:tr>
-      <w:tr>
-        <w:tc>
-          <w:tcPr/>
-          <w:p>
-            <w:pPr>
-              <w:pStyle w:val="Compact"/>
-            </w:pPr>
-            <w:r>
-              <w:t xml:space="preserve">RA-5 / SI-2 - Vulnerability handling</w:t>
-            </w:r>
-          </w:p>
-        </w:tc>
-        <w:tc>
-          <w:tcPr/>
-          <w:p>
-            <w:pPr>
-              <w:pStyle w:val="Compact"/>
-            </w:pPr>
-            <w:r>
-              <w:t xml:space="preserve">Reachability-weighted CVE evidence</w:t>
-            </w:r>
-          </w:p>
-        </w:tc>
-        <w:tc>
-          <w:tcPr/>
-          <w:p>
-            <w:pPr>
-              <w:pStyle w:val="Compact"/>
-            </w:pPr>
-            <w:r>
-              <w:t xml:space="preserve">Prioritised remediation list with POA&amp;M inputs</w:t>
-            </w:r>
-          </w:p>
-        </w:tc>
-      </w:tr>
-    </w:tbl>
-    <w:bookmarkEnd w:id="16"/>
-    <w:bookmarkStart w:id="17" w:name="evidence-collection-approach"/>
-    <w:p>
-      <w:pPr>
-        <w:pStyle w:val="Heading2"/>
-      </w:pPr>
-      <w:r>
-        <w:t xml:space="preserve">Evidence Collection Approach</w:t>
-      </w:r>
-    </w:p>
-    <w:p>
-      <w:pPr>
-        <w:pStyle w:val="FirstParagraph"/>
-      </w:pPr>
-      <w:r>
-        <w:t xml:space="preserve">The table below describes per-topic evidence collection - what to collect, the CSW source area, and a suggested cadence. The cadence should be tuned to the customer’s audit cycle, regulatory cadence, and risk appetite.</w:t>
-      </w:r>
-    </w:p>
-    <w:tbl>
-      <w:tblPr>
-        <w:tblStyle w:val="Table"/>
-        <w:tblW w:type="pct" w:w="5000"/>
-        <w:tblLayout w:type="fixed"/>
-        <w:tblLook w:firstRow="1" w:lastRow="0" w:firstColumn="0" w:lastColumn="0" w:noHBand="0" w:noVBand="0" w:val="0020"/>
+        <w:tblBorders>
+          <w:top w:val="single" w:sz="4" w:space="0" w:color="BFBFBF"/>
+          <w:left w:val="single" w:sz="4" w:space="0" w:color="BFBFBF"/>
+          <w:bottom w:val="single" w:sz="4" w:space="0" w:color="BFBFBF"/>
+          <w:right w:val="single" w:sz="4" w:space="0" w:color="BFBFBF"/>
+          <w:insideH w:val="single" w:sz="4" w:space="0" w:color="BFBFBF"/>
+          <w:insideV w:val="single" w:sz="4" w:space="0" w:color="BFBFBF"/>
+        </w:tblBorders>
       </w:tblPr>
       <w:tblGrid>
         <w:gridCol w:w="1980"/>
@@ -811,46 +580,70 @@
           <w:tblHeader w:val="on"/>
         </w:trPr>
         <w:tc>
-          <w:tcPr/>
-          <w:p>
-            <w:pPr>
-              <w:pStyle w:val="Compact"/>
-            </w:pPr>
-            <w:r>
-              <w:t xml:space="preserve">Topic</w:t>
-            </w:r>
-          </w:p>
-        </w:tc>
-        <w:tc>
-          <w:tcPr/>
-          <w:p>
-            <w:pPr>
-              <w:pStyle w:val="Compact"/>
-            </w:pPr>
-            <w:r>
-              <w:t xml:space="preserve">What to collect</w:t>
-            </w:r>
-          </w:p>
-        </w:tc>
-        <w:tc>
-          <w:tcPr/>
-          <w:p>
-            <w:pPr>
-              <w:pStyle w:val="Compact"/>
-            </w:pPr>
-            <w:r>
-              <w:t xml:space="preserve">CSW source</w:t>
-            </w:r>
-          </w:p>
-        </w:tc>
-        <w:tc>
-          <w:tcPr/>
-          <w:p>
-            <w:pPr>
-              <w:pStyle w:val="Compact"/>
-            </w:pPr>
-            <w:r>
-              <w:t xml:space="preserve">Suggested cadence</w:t>
+          <w:tcPr>
+            <w:shd w:val="clear" w:color="auto" w:fill="003366"/>
+          </w:tcPr>
+          <w:p>
+            <w:pPr>
+              <w:pStyle w:val="Compact"/>
+            </w:pPr>
+            <w:r>
+              <w:rPr>
+                <w:b/>
+                <w:color w:val="FFFFFF"/>
+              </w:rPr>
+              <w:t xml:space="preserve">Framework topic</w:t>
+            </w:r>
+          </w:p>
+        </w:tc>
+        <w:tc>
+          <w:tcPr>
+            <w:shd w:val="clear" w:color="auto" w:fill="003366"/>
+          </w:tcPr>
+          <w:p>
+            <w:pPr>
+              <w:pStyle w:val="Compact"/>
+            </w:pPr>
+            <w:r>
+              <w:rPr>
+                <w:b/>
+                <w:color w:val="FFFFFF"/>
+              </w:rPr>
+              <w:t xml:space="preserve">Coverage</w:t>
+            </w:r>
+          </w:p>
+        </w:tc>
+        <w:tc>
+          <w:tcPr>
+            <w:shd w:val="clear" w:color="auto" w:fill="003366"/>
+          </w:tcPr>
+          <w:p>
+            <w:pPr>
+              <w:pStyle w:val="Compact"/>
+            </w:pPr>
+            <w:r>
+              <w:rPr>
+                <w:b/>
+                <w:color w:val="FFFFFF"/>
+              </w:rPr>
+              <w:t xml:space="preserve">CSW capability</w:t>
+            </w:r>
+          </w:p>
+        </w:tc>
+        <w:tc>
+          <w:tcPr>
+            <w:shd w:val="clear" w:color="auto" w:fill="003366"/>
+          </w:tcPr>
+          <w:p>
+            <w:pPr>
+              <w:pStyle w:val="Compact"/>
+            </w:pPr>
+            <w:r>
+              <w:rPr>
+                <w:b/>
+                <w:color w:val="FFFFFF"/>
+              </w:rPr>
+              <w:t xml:space="preserve">Evidence artifact</w:t>
             </w:r>
           </w:p>
         </w:tc>
@@ -863,7 +656,24 @@
               <w:pStyle w:val="Compact"/>
             </w:pPr>
             <w:r>
-              <w:t xml:space="preserve">Authorisation boundary inventory</w:t>
+              <w:t xml:space="preserve">AC-4 - Information Flow Enforcement</w:t>
+            </w:r>
+          </w:p>
+        </w:tc>
+        <w:tc>
+          <w:tcPr>
+            <w:shd w:val="clear" w:color="auto" w:fill="107C41"/>
+          </w:tcPr>
+          <w:p>
+            <w:pPr>
+              <w:pStyle w:val="Compact"/>
+            </w:pPr>
+            <w:r>
+              <w:rPr>
+                <w:b/>
+                <w:color w:val="FFFFFF"/>
+              </w:rPr>
+              <w:t>Direct</w:t>
             </w:r>
           </w:p>
         </w:tc>
@@ -874,7 +684,7 @@
               <w:pStyle w:val="Compact"/>
             </w:pPr>
             <w:r>
-              <w:t xml:space="preserve">Workloads inside the SSP boundary</w:t>
+              <w:t xml:space="preserve">Policy workspace + workload-to-workload allowlist</w:t>
             </w:r>
           </w:p>
         </w:tc>
@@ -885,64 +695,65 @@
               <w:pStyle w:val="Compact"/>
             </w:pPr>
             <w:r>
-              <w:t xml:space="preserve">Inventory + scope membership export</w:t>
-            </w:r>
-          </w:p>
-        </w:tc>
-        <w:tc>
-          <w:tcPr/>
-          <w:p>
-            <w:pPr>
-              <w:pStyle w:val="Compact"/>
-            </w:pPr>
-            <w:r>
-              <w:t xml:space="preserve">Monthly</w:t>
+              <w:t xml:space="preserve">Workspace snapshot + observed-vs-approved flow comparison</w:t>
             </w:r>
           </w:p>
         </w:tc>
       </w:tr>
       <w:tr>
         <w:tc>
-          <w:tcPr/>
-          <w:p>
-            <w:pPr>
-              <w:pStyle w:val="Compact"/>
-            </w:pPr>
-            <w:r>
-              <w:t xml:space="preserve">Information-flow enforcement evidence</w:t>
-            </w:r>
-          </w:p>
-        </w:tc>
-        <w:tc>
-          <w:tcPr/>
-          <w:p>
-            <w:pPr>
-              <w:pStyle w:val="Compact"/>
-            </w:pPr>
-            <w:r>
-              <w:t xml:space="preserve">Workspace snapshot + violation log</w:t>
-            </w:r>
-          </w:p>
-        </w:tc>
-        <w:tc>
-          <w:tcPr/>
-          <w:p>
-            <w:pPr>
-              <w:pStyle w:val="Compact"/>
-            </w:pPr>
-            <w:r>
-              <w:t xml:space="preserve">Policy workspace export + policy analysis output</w:t>
-            </w:r>
-          </w:p>
-        </w:tc>
-        <w:tc>
-          <w:tcPr/>
-          <w:p>
-            <w:pPr>
-              <w:pStyle w:val="Compact"/>
-            </w:pPr>
-            <w:r>
-              <w:t xml:space="preserve">Monthly (ConMon cadence)</w:t>
+          <w:tcPr>
+            <w:shd w:val="clear" w:color="auto" w:fill="F2F2F2"/>
+          </w:tcPr>
+          <w:p>
+            <w:pPr>
+              <w:pStyle w:val="Compact"/>
+            </w:pPr>
+            <w:r>
+              <w:t xml:space="preserve">SC-7 - Boundary Protection (workload layer)</w:t>
+            </w:r>
+          </w:p>
+        </w:tc>
+        <w:tc>
+          <w:tcPr>
+            <w:shd w:val="clear" w:color="auto" w:fill="107C41"/>
+          </w:tcPr>
+          <w:p>
+            <w:pPr>
+              <w:pStyle w:val="Compact"/>
+            </w:pPr>
+            <w:r>
+              <w:rPr>
+                <w:b/>
+                <w:color w:val="FFFFFF"/>
+              </w:rPr>
+              <w:t>Direct</w:t>
+            </w:r>
+          </w:p>
+        </w:tc>
+        <w:tc>
+          <w:tcPr>
+            <w:shd w:val="clear" w:color="auto" w:fill="F2F2F2"/>
+          </w:tcPr>
+          <w:p>
+            <w:pPr>
+              <w:pStyle w:val="Compact"/>
+            </w:pPr>
+            <w:r>
+              <w:t xml:space="preserve">Default-deny policy at the workload boundary</w:t>
+            </w:r>
+          </w:p>
+        </w:tc>
+        <w:tc>
+          <w:tcPr>
+            <w:shd w:val="clear" w:color="auto" w:fill="F2F2F2"/>
+          </w:tcPr>
+          <w:p>
+            <w:pPr>
+              <w:pStyle w:val="Compact"/>
+            </w:pPr>
+            <w:r>
+              <w:t xml:space="preserve">Workspace snapshot showing boundary deny rules</w:t>
             </w:r>
           </w:p>
         </w:tc>
@@ -955,7 +766,24 @@
               <w:pStyle w:val="Compact"/>
             </w:pPr>
             <w:r>
-              <w:t xml:space="preserve">Continuous monitoring evidence</w:t>
+              <w:t xml:space="preserve">AU family - Audit</w:t>
+            </w:r>
+          </w:p>
+        </w:tc>
+        <w:tc>
+          <w:tcPr>
+            <w:shd w:val="clear" w:color="auto" w:fill="107C41"/>
+          </w:tcPr>
+          <w:p>
+            <w:pPr>
+              <w:pStyle w:val="Compact"/>
+            </w:pPr>
+            <w:r>
+              <w:rPr>
+                <w:b/>
+                <w:color w:val="FFFFFF"/>
+              </w:rPr>
+              <w:t>Direct</w:t>
             </w:r>
           </w:p>
         </w:tc>
@@ -966,7 +794,7 @@
               <w:pStyle w:val="Compact"/>
             </w:pPr>
             <w:r>
-              <w:t xml:space="preserve">Workspace, ADM, and vulnerability inputs to ConMon</w:t>
+              <w:t xml:space="preserve">Workload flow + process telemetry retained per retention policy</w:t>
             </w:r>
           </w:p>
         </w:tc>
@@ -977,64 +805,65 @@
               <w:pStyle w:val="Compact"/>
             </w:pPr>
             <w:r>
-              <w:t xml:space="preserve">Aggregated monthly evidence pack</w:t>
-            </w:r>
-          </w:p>
-        </w:tc>
-        <w:tc>
-          <w:tcPr/>
-          <w:p>
-            <w:pPr>
-              <w:pStyle w:val="Compact"/>
-            </w:pPr>
-            <w:r>
-              <w:t xml:space="preserve">Monthly</w:t>
+              <w:t xml:space="preserve">Retained telemetry export</w:t>
             </w:r>
           </w:p>
         </w:tc>
       </w:tr>
       <w:tr>
         <w:tc>
-          <w:tcPr/>
-          <w:p>
-            <w:pPr>
-              <w:pStyle w:val="Compact"/>
-            </w:pPr>
-            <w:r>
-              <w:t xml:space="preserve">Vulnerability + reachability</w:t>
-            </w:r>
-          </w:p>
-        </w:tc>
-        <w:tc>
-          <w:tcPr/>
-          <w:p>
-            <w:pPr>
-              <w:pStyle w:val="Compact"/>
-            </w:pPr>
-            <w:r>
-              <w:t xml:space="preserve">CVE list weighted by reach inside the boundary</w:t>
-            </w:r>
-          </w:p>
-        </w:tc>
-        <w:tc>
-          <w:tcPr/>
-          <w:p>
-            <w:pPr>
-              <w:pStyle w:val="Compact"/>
-            </w:pPr>
-            <w:r>
-              <w:t xml:space="preserve">Vulnerability report scoped to FedRAMP boundary</w:t>
-            </w:r>
-          </w:p>
-        </w:tc>
-        <w:tc>
-          <w:tcPr/>
-          <w:p>
-            <w:pPr>
-              <w:pStyle w:val="Compact"/>
-            </w:pPr>
-            <w:r>
-              <w:t xml:space="preserve">Monthly (per FedRAMP scanning cadence)</w:t>
+          <w:tcPr>
+            <w:shd w:val="clear" w:color="auto" w:fill="F2F2F2"/>
+          </w:tcPr>
+          <w:p>
+            <w:pPr>
+              <w:pStyle w:val="Compact"/>
+            </w:pPr>
+            <w:r>
+              <w:t xml:space="preserve">SI-4 - System Monitoring</w:t>
+            </w:r>
+          </w:p>
+        </w:tc>
+        <w:tc>
+          <w:tcPr>
+            <w:shd w:val="clear" w:color="auto" w:fill="107C41"/>
+          </w:tcPr>
+          <w:p>
+            <w:pPr>
+              <w:pStyle w:val="Compact"/>
+            </w:pPr>
+            <w:r>
+              <w:rPr>
+                <w:b/>
+                <w:color w:val="FFFFFF"/>
+              </w:rPr>
+              <w:t>Direct</w:t>
+            </w:r>
+          </w:p>
+        </w:tc>
+        <w:tc>
+          <w:tcPr>
+            <w:shd w:val="clear" w:color="auto" w:fill="F2F2F2"/>
+          </w:tcPr>
+          <w:p>
+            <w:pPr>
+              <w:pStyle w:val="Compact"/>
+            </w:pPr>
+            <w:r>
+              <w:t xml:space="preserve">Continuous flow + process telemetry; alerts</w:t>
+            </w:r>
+          </w:p>
+        </w:tc>
+        <w:tc>
+          <w:tcPr>
+            <w:shd w:val="clear" w:color="auto" w:fill="F2F2F2"/>
+          </w:tcPr>
+          <w:p>
+            <w:pPr>
+              <w:pStyle w:val="Compact"/>
+            </w:pPr>
+            <w:r>
+              <w:t xml:space="preserve">Alert and anomaly log scoped to FedRAMP boundary</w:t>
             </w:r>
           </w:p>
         </w:tc>
@@ -1047,7 +876,24 @@
               <w:pStyle w:val="Compact"/>
             </w:pPr>
             <w:r>
-              <w:t xml:space="preserve">Incident sample</w:t>
+              <w:t xml:space="preserve">CA-7 - Continuous Monitoring</w:t>
+            </w:r>
+          </w:p>
+        </w:tc>
+        <w:tc>
+          <w:tcPr>
+            <w:shd w:val="clear" w:color="auto" w:fill="107C41"/>
+          </w:tcPr>
+          <w:p>
+            <w:pPr>
+              <w:pStyle w:val="Compact"/>
+            </w:pPr>
+            <w:r>
+              <w:rPr>
+                <w:b/>
+                <w:color w:val="FFFFFF"/>
+              </w:rPr>
+              <w:t>Direct</w:t>
             </w:r>
           </w:p>
         </w:tc>
@@ -1058,7 +904,7 @@
               <w:pStyle w:val="Compact"/>
             </w:pPr>
             <w:r>
-              <w:t xml:space="preserve">One representative incident timeline for IR drills or actual incidents</w:t>
+              <w:t xml:space="preserve">Continuous workspace + ADM + vulnerability evidence</w:t>
             </w:r>
           </w:p>
         </w:tc>
@@ -1069,25 +915,431 @@
               <w:pStyle w:val="Compact"/>
             </w:pPr>
             <w:r>
-              <w:t xml:space="preserve">Flow + process search</w:t>
-            </w:r>
-          </w:p>
-        </w:tc>
-        <w:tc>
-          <w:tcPr/>
-          <w:p>
-            <w:pPr>
-              <w:pStyle w:val="Compact"/>
-            </w:pPr>
-            <w:r>
-              <w:t xml:space="preserve">Per incident</w:t>
+              <w:t xml:space="preserve">Monthly evidence pack for ConMon submission</w:t>
+            </w:r>
+          </w:p>
+        </w:tc>
+      </w:tr>
+      <w:tr>
+        <w:tc>
+          <w:tcPr>
+            <w:shd w:val="clear" w:color="auto" w:fill="F2F2F2"/>
+          </w:tcPr>
+          <w:p>
+            <w:pPr>
+              <w:pStyle w:val="Compact"/>
+            </w:pPr>
+            <w:r>
+              <w:t xml:space="preserve">RA-5 / SI-2 - Vulnerability handling</w:t>
+            </w:r>
+          </w:p>
+        </w:tc>
+        <w:tc>
+          <w:tcPr>
+            <w:shd w:val="clear" w:color="auto" w:fill="107C41"/>
+          </w:tcPr>
+          <w:p>
+            <w:pPr>
+              <w:pStyle w:val="Compact"/>
+            </w:pPr>
+            <w:r>
+              <w:rPr>
+                <w:b/>
+                <w:color w:val="FFFFFF"/>
+              </w:rPr>
+              <w:t>Direct</w:t>
+            </w:r>
+          </w:p>
+        </w:tc>
+        <w:tc>
+          <w:tcPr>
+            <w:shd w:val="clear" w:color="auto" w:fill="F2F2F2"/>
+          </w:tcPr>
+          <w:p>
+            <w:pPr>
+              <w:pStyle w:val="Compact"/>
+            </w:pPr>
+            <w:r>
+              <w:t xml:space="preserve">Reachability-weighted CVE evidence</w:t>
+            </w:r>
+          </w:p>
+        </w:tc>
+        <w:tc>
+          <w:tcPr>
+            <w:shd w:val="clear" w:color="auto" w:fill="F2F2F2"/>
+          </w:tcPr>
+          <w:p>
+            <w:pPr>
+              <w:pStyle w:val="Compact"/>
+            </w:pPr>
+            <w:r>
+              <w:t xml:space="preserve">Prioritised remediation list with POA&amp;M inputs</w:t>
             </w:r>
           </w:p>
         </w:tc>
       </w:tr>
     </w:tbl>
     <w:bookmarkEnd w:id="17"/>
-    <w:bookmarkStart w:id="18" w:name="pov-workshop-approach"/>
+    <w:bookmarkStart w:id="18" w:name="evidence-collection-approach"/>
+    <w:p>
+      <w:pPr>
+        <w:pStyle w:val="Heading2"/>
+      </w:pPr>
+      <w:r>
+        <w:t xml:space="preserve">Evidence Collection Approach</w:t>
+      </w:r>
+    </w:p>
+    <w:p>
+      <w:pPr>
+        <w:pStyle w:val="FirstParagraph"/>
+      </w:pPr>
+      <w:r>
+        <w:t xml:space="preserve">The table below describes per-topic evidence collection - what to collect, the CSW source area, and a suggested cadence. The cadence should be tuned to the customer’s audit cycle, regulatory cadence, and risk appetite.</w:t>
+      </w:r>
+    </w:p>
+    <w:tbl>
+      <w:tblPr>
+        <w:tblStyle w:val="Table"/>
+        <w:tblW w:type="pct" w:w="5000"/>
+        <w:tblLayout w:type="fixed"/>
+        <w:tblLook w:firstRow="1" w:lastRow="0" w:firstColumn="0" w:lastColumn="0" w:noHBand="0" w:noVBand="0" w:val="0020"/>
+        <w:tblBorders>
+          <w:top w:val="single" w:sz="4" w:space="0" w:color="BFBFBF"/>
+          <w:left w:val="single" w:sz="4" w:space="0" w:color="BFBFBF"/>
+          <w:bottom w:val="single" w:sz="4" w:space="0" w:color="BFBFBF"/>
+          <w:right w:val="single" w:sz="4" w:space="0" w:color="BFBFBF"/>
+          <w:insideH w:val="single" w:sz="4" w:space="0" w:color="BFBFBF"/>
+          <w:insideV w:val="single" w:sz="4" w:space="0" w:color="BFBFBF"/>
+        </w:tblBorders>
+      </w:tblPr>
+      <w:tblGrid>
+        <w:gridCol w:w="1980"/>
+        <w:gridCol w:w="1980"/>
+        <w:gridCol w:w="1980"/>
+        <w:gridCol w:w="1980"/>
+      </w:tblGrid>
+      <w:tr>
+        <w:trPr>
+          <w:tblHeader w:val="on"/>
+        </w:trPr>
+        <w:tc>
+          <w:tcPr>
+            <w:shd w:val="clear" w:color="auto" w:fill="003366"/>
+          </w:tcPr>
+          <w:p>
+            <w:pPr>
+              <w:pStyle w:val="Compact"/>
+            </w:pPr>
+            <w:r>
+              <w:rPr>
+                <w:b/>
+                <w:color w:val="FFFFFF"/>
+              </w:rPr>
+              <w:t xml:space="preserve">Topic</w:t>
+            </w:r>
+          </w:p>
+        </w:tc>
+        <w:tc>
+          <w:tcPr>
+            <w:shd w:val="clear" w:color="auto" w:fill="003366"/>
+          </w:tcPr>
+          <w:p>
+            <w:pPr>
+              <w:pStyle w:val="Compact"/>
+            </w:pPr>
+            <w:r>
+              <w:rPr>
+                <w:b/>
+                <w:color w:val="FFFFFF"/>
+              </w:rPr>
+              <w:t xml:space="preserve">What to collect</w:t>
+            </w:r>
+          </w:p>
+        </w:tc>
+        <w:tc>
+          <w:tcPr>
+            <w:shd w:val="clear" w:color="auto" w:fill="003366"/>
+          </w:tcPr>
+          <w:p>
+            <w:pPr>
+              <w:pStyle w:val="Compact"/>
+            </w:pPr>
+            <w:r>
+              <w:rPr>
+                <w:b/>
+                <w:color w:val="FFFFFF"/>
+              </w:rPr>
+              <w:t xml:space="preserve">CSW source</w:t>
+            </w:r>
+          </w:p>
+        </w:tc>
+        <w:tc>
+          <w:tcPr>
+            <w:shd w:val="clear" w:color="auto" w:fill="003366"/>
+          </w:tcPr>
+          <w:p>
+            <w:pPr>
+              <w:pStyle w:val="Compact"/>
+            </w:pPr>
+            <w:r>
+              <w:rPr>
+                <w:b/>
+                <w:color w:val="FFFFFF"/>
+              </w:rPr>
+              <w:t xml:space="preserve">Suggested cadence</w:t>
+            </w:r>
+          </w:p>
+        </w:tc>
+      </w:tr>
+      <w:tr>
+        <w:tc>
+          <w:tcPr/>
+          <w:p>
+            <w:pPr>
+              <w:pStyle w:val="Compact"/>
+            </w:pPr>
+            <w:r>
+              <w:t xml:space="preserve">Authorisation boundary inventory</w:t>
+            </w:r>
+          </w:p>
+        </w:tc>
+        <w:tc>
+          <w:tcPr/>
+          <w:p>
+            <w:pPr>
+              <w:pStyle w:val="Compact"/>
+            </w:pPr>
+            <w:r>
+              <w:t xml:space="preserve">Workloads inside the SSP boundary</w:t>
+            </w:r>
+          </w:p>
+        </w:tc>
+        <w:tc>
+          <w:tcPr/>
+          <w:p>
+            <w:pPr>
+              <w:pStyle w:val="Compact"/>
+            </w:pPr>
+            <w:r>
+              <w:t xml:space="preserve">Inventory + scope membership export</w:t>
+            </w:r>
+          </w:p>
+        </w:tc>
+        <w:tc>
+          <w:tcPr/>
+          <w:p>
+            <w:pPr>
+              <w:pStyle w:val="Compact"/>
+            </w:pPr>
+            <w:r>
+              <w:t xml:space="preserve">Monthly</w:t>
+            </w:r>
+          </w:p>
+        </w:tc>
+      </w:tr>
+      <w:tr>
+        <w:tc>
+          <w:tcPr>
+            <w:shd w:val="clear" w:color="auto" w:fill="F2F2F2"/>
+          </w:tcPr>
+          <w:p>
+            <w:pPr>
+              <w:pStyle w:val="Compact"/>
+            </w:pPr>
+            <w:r>
+              <w:t xml:space="preserve">Information-flow enforcement evidence</w:t>
+            </w:r>
+          </w:p>
+        </w:tc>
+        <w:tc>
+          <w:tcPr>
+            <w:shd w:val="clear" w:color="auto" w:fill="F2F2F2"/>
+          </w:tcPr>
+          <w:p>
+            <w:pPr>
+              <w:pStyle w:val="Compact"/>
+            </w:pPr>
+            <w:r>
+              <w:t xml:space="preserve">Workspace snapshot + violation log</w:t>
+            </w:r>
+          </w:p>
+        </w:tc>
+        <w:tc>
+          <w:tcPr>
+            <w:shd w:val="clear" w:color="auto" w:fill="F2F2F2"/>
+          </w:tcPr>
+          <w:p>
+            <w:pPr>
+              <w:pStyle w:val="Compact"/>
+            </w:pPr>
+            <w:r>
+              <w:t xml:space="preserve">Policy workspace export + policy analysis output</w:t>
+            </w:r>
+          </w:p>
+        </w:tc>
+        <w:tc>
+          <w:tcPr>
+            <w:shd w:val="clear" w:color="auto" w:fill="F2F2F2"/>
+          </w:tcPr>
+          <w:p>
+            <w:pPr>
+              <w:pStyle w:val="Compact"/>
+            </w:pPr>
+            <w:r>
+              <w:t xml:space="preserve">Monthly (ConMon cadence)</w:t>
+            </w:r>
+          </w:p>
+        </w:tc>
+      </w:tr>
+      <w:tr>
+        <w:tc>
+          <w:tcPr/>
+          <w:p>
+            <w:pPr>
+              <w:pStyle w:val="Compact"/>
+            </w:pPr>
+            <w:r>
+              <w:t xml:space="preserve">Continuous monitoring evidence</w:t>
+            </w:r>
+          </w:p>
+        </w:tc>
+        <w:tc>
+          <w:tcPr/>
+          <w:p>
+            <w:pPr>
+              <w:pStyle w:val="Compact"/>
+            </w:pPr>
+            <w:r>
+              <w:t xml:space="preserve">Workspace, ADM, and vulnerability inputs to ConMon</w:t>
+            </w:r>
+          </w:p>
+        </w:tc>
+        <w:tc>
+          <w:tcPr/>
+          <w:p>
+            <w:pPr>
+              <w:pStyle w:val="Compact"/>
+            </w:pPr>
+            <w:r>
+              <w:t xml:space="preserve">Aggregated monthly evidence pack</w:t>
+            </w:r>
+          </w:p>
+        </w:tc>
+        <w:tc>
+          <w:tcPr/>
+          <w:p>
+            <w:pPr>
+              <w:pStyle w:val="Compact"/>
+            </w:pPr>
+            <w:r>
+              <w:t xml:space="preserve">Monthly</w:t>
+            </w:r>
+          </w:p>
+        </w:tc>
+      </w:tr>
+      <w:tr>
+        <w:tc>
+          <w:tcPr>
+            <w:shd w:val="clear" w:color="auto" w:fill="F2F2F2"/>
+          </w:tcPr>
+          <w:p>
+            <w:pPr>
+              <w:pStyle w:val="Compact"/>
+            </w:pPr>
+            <w:r>
+              <w:t xml:space="preserve">Vulnerability + reachability</w:t>
+            </w:r>
+          </w:p>
+        </w:tc>
+        <w:tc>
+          <w:tcPr>
+            <w:shd w:val="clear" w:color="auto" w:fill="F2F2F2"/>
+          </w:tcPr>
+          <w:p>
+            <w:pPr>
+              <w:pStyle w:val="Compact"/>
+            </w:pPr>
+            <w:r>
+              <w:t xml:space="preserve">CVE list weighted by reach inside the boundary</w:t>
+            </w:r>
+          </w:p>
+        </w:tc>
+        <w:tc>
+          <w:tcPr>
+            <w:shd w:val="clear" w:color="auto" w:fill="F2F2F2"/>
+          </w:tcPr>
+          <w:p>
+            <w:pPr>
+              <w:pStyle w:val="Compact"/>
+            </w:pPr>
+            <w:r>
+              <w:t xml:space="preserve">Vulnerability report scoped to FedRAMP boundary</w:t>
+            </w:r>
+          </w:p>
+        </w:tc>
+        <w:tc>
+          <w:tcPr>
+            <w:shd w:val="clear" w:color="auto" w:fill="F2F2F2"/>
+          </w:tcPr>
+          <w:p>
+            <w:pPr>
+              <w:pStyle w:val="Compact"/>
+            </w:pPr>
+            <w:r>
+              <w:t xml:space="preserve">Monthly (per FedRAMP scanning cadence)</w:t>
+            </w:r>
+          </w:p>
+        </w:tc>
+      </w:tr>
+      <w:tr>
+        <w:tc>
+          <w:tcPr/>
+          <w:p>
+            <w:pPr>
+              <w:pStyle w:val="Compact"/>
+            </w:pPr>
+            <w:r>
+              <w:t xml:space="preserve">Incident sample</w:t>
+            </w:r>
+          </w:p>
+        </w:tc>
+        <w:tc>
+          <w:tcPr/>
+          <w:p>
+            <w:pPr>
+              <w:pStyle w:val="Compact"/>
+            </w:pPr>
+            <w:r>
+              <w:t xml:space="preserve">One representative incident timeline for IR drills or actual incidents</w:t>
+            </w:r>
+          </w:p>
+        </w:tc>
+        <w:tc>
+          <w:tcPr/>
+          <w:p>
+            <w:pPr>
+              <w:pStyle w:val="Compact"/>
+            </w:pPr>
+            <w:r>
+              <w:t xml:space="preserve">Flow + process search</w:t>
+            </w:r>
+          </w:p>
+        </w:tc>
+        <w:tc>
+          <w:tcPr/>
+          <w:p>
+            <w:pPr>
+              <w:pStyle w:val="Compact"/>
+            </w:pPr>
+            <w:r>
+              <w:t xml:space="preserve">Per incident</w:t>
+            </w:r>
+          </w:p>
+        </w:tc>
+      </w:tr>
+    </w:tbl>
+    <w:bookmarkEnd w:id="18"/>
+    <w:bookmarkStart w:id="19" w:name="pov-workshop-approach"/>
     <w:p>
       <w:pPr>
         <w:pStyle w:val="Heading2"/>
@@ -1249,8 +1501,8 @@
         <w:t xml:space="preserve">Package inventory, scope, flows, policy, exceptions, and known gaps as the evidence output. Cross-reference this report’s evidence collection table with the customer’s existing audit work-papers.</w:t>
       </w:r>
     </w:p>
-    <w:bookmarkEnd w:id="18"/>
-    <w:bookmarkStart w:id="19" w:name="boundaries-and-complementary-controls"/>
+    <w:bookmarkEnd w:id="19"/>
+    <w:bookmarkStart w:id="20" w:name="boundaries-and-complementary-controls"/>
     <w:p>
       <w:pPr>
         <w:pStyle w:val="Heading2"/>
@@ -1267,8 +1519,8 @@
         <w:t xml:space="preserve">CSW does not replace FedRAMP authorisation, SSP ownership, 3PAO assessment, CSP platform controls, identity layer (IAM / MFA), encryption (FIPS-validated modules), audit-log retention infrastructure, or agency ATO decisions.</w:t>
       </w:r>
     </w:p>
-    <w:bookmarkEnd w:id="19"/>
-    <w:bookmarkStart w:id="20" w:name="assessor-auditor-caveat"/>
+    <w:bookmarkEnd w:id="20"/>
+    <w:bookmarkStart w:id="21" w:name="assessor-auditor-caveat"/>
     <w:p>
       <w:pPr>
         <w:pStyle w:val="Heading2"/>
@@ -1285,8 +1537,8 @@
         <w:t xml:space="preserve">CSW provides technical evidence inputs. The customer’s qualified assessor, auditor, certifying body, or regulator determines compliance status. Validate all framework-topic mappings, control IDs, paragraph references, and section numbers in this report against the current official framework text. If the customer is being assessed against a version other than the one referenced in the framework version note above, revalidate before use.</w:t>
       </w:r>
     </w:p>
-    <w:bookmarkEnd w:id="20"/>
-    <w:bookmarkStart w:id="21" w:name="disclaimer"/>
+    <w:bookmarkEnd w:id="21"/>
+    <w:bookmarkStart w:id="22" w:name="disclaimer"/>
     <w:p>
       <w:pPr>
         <w:pStyle w:val="Heading2"/>
@@ -1303,8 +1555,8 @@
         <w:t xml:space="preserve">This report is for informational and planning purposes. It is not legal, regulatory, audit, or certification advice. Validate all mappings against the current official framework text, the customer’s environment, and qualified compliance, legal, and audit professionals.</w:t>
       </w:r>
     </w:p>
-    <w:bookmarkEnd w:id="21"/>
     <w:bookmarkEnd w:id="22"/>
+    <w:bookmarkEnd w:id="23"/>
     <w:sectPr>
       <w:footnotePr>
         <w:numRestart w:val="eachSect"/>

--- a/FedRAMP/CSW-FedRAMP-Compliance-Report.docx
+++ b/FedRAMP/CSW-FedRAMP-Compliance-Report.docx
@@ -150,13 +150,13 @@
         <w:t xml:space="preserve"> </w:t>
       </w:r>
       <w:r>
-        <w:t xml:space="preserve">they produce. The technical runbook (</w:t>
+        <w:t xml:space="preserve">they produce. The reference design (</w:t>
       </w:r>
       <w:r>
         <w:rPr>
           <w:rStyle w:val="VerbatimChar"/>
         </w:rPr>
-        <w:t xml:space="preserve">CSW-FedRAMP-Technical-Runbook.md</w:t>
+        <w:t xml:space="preserve">CSW-FedRAMP-Technical-Reference design.md</w:t>
       </w:r>
       <w:r>
         <w:t xml:space="preserve">) in this folder contains the deeper engineering detail.</w:t>
